--- a/마지막 탑승 안내/1부/1부_1화_출발의_노트.docx
+++ b/마지막 탑승 안내/1부/1부_1화_출발의_노트.docx
@@ -36,7 +36,7 @@
           <w:i w:val="0"/>
           <w:sz w:val="22"/>
         </w:rPr>
-        <w:t>이니고 아리에타(36세, 빌바오 출신, 식품 수출회사 영업사원, 1부의 시점 인물·보이스오버) / 노엘리아 카살(31세, 비고 출신, 면세점 «Zona Libre»의 점원, 밤에는 통역사 시험을 준비한다) / 마리솔(55세, 마드리드 출신, 면세점의 선임 점원) / 아마이아 아리에타(62세, 이니고의 어머니, 빌바오 — 전화) / 공항 안내방송(목소리) / 항공사 승무원</w:t>
+        <w:t>이니고 아리에타(36세, 빌바오 출신, 식품 수출회사 영업사원, 1부의 시점 인물·보이스오버) / 노엘리아 카살(31세, 비고 출신, 공항 면세 구역 톰 포드 매장의 뷰티 어드바이저, 밤에는 통역사 시험을 준비한다) / 마리솔(55세, 마드리드 출신, 같은 매장의 팀장) / 아마이아 아리에타(62세, 이니고의 어머니, 빌바오 — 전화) / 공항 안내방송(목소리) / 항공사 승무원</w:t>
       </w:r>
     </w:p>
     <w:p>
@@ -62,7 +62,7 @@
           <w:i w:val="0"/>
           <w:sz w:val="22"/>
         </w:rPr>
-        <w:t>2026년 10월 8일(목) 오전 9시 10분부터 10시 50분까지, 마드리드 공항 터미널 4의 면세 구역. 이니고는 서울행 비행기 탑승을 앞두고 어머니의 생일 선물을 사러 면세점에 들른다. 원하던 향수는 품절이고, 노엘리아는 그의 어머니가 어떤 사람인지부터 묻는다. 향수의 첫 10분인 '출발의 노트(notas de salida)'가 이 시리즈의 이름이 된다. 두 사람은 아직 usted로 말한다. 시점: 이니고.</w:t>
+        <w:t>2026년 10월 8일(목) 오전 9시 10분부터 10시 50분까지, 마드리드 공항 터미널 4의 면세 구역. 이니고는 서울행 비행기 탑승을 앞두고 어머니의 생일 선물을 사러 톰 포드 매장에 들른다. 원하던 향수는 품절이고, 노엘리아는 먼저 비슷한 대안 두 가지를 내놓은 뒤, 그의 어머니가 어떤 사람인지부터 물어 세 번째 대안을 찾아낸다. 향수의 첫 10분인 '출발의 노트(notas de salida)'가 이 시리즈의 이름이 된다. 두 사람은 아직 usted로 말한다. 시점: 이니고.</w:t>
       </w:r>
     </w:p>
     <w:p>
@@ -574,7 +574,7 @@
           <w:color w:val="1F3864"/>
           <w:sz w:val="26"/>
         </w:rPr>
-        <w:t>장면 2 — 오전 9시 20분, 면세점 «Zona Libre»: 품절</w:t>
+        <w:t>장면 2 — 오전 9시 20분, 톰 포드 매장: 품절과 대안</w:t>
       </w:r>
     </w:p>
     <w:p>
@@ -589,7 +589,7 @@
           <w:color w:val="555555"/>
           <w:sz w:val="22"/>
         </w:rPr>
-        <w:t>(Nueve y veinte. La tienda «Zona Libre», una isla de cristal con focos y espejos. En el mostrador de perfumería, Noelia, treinta y un años, uniforme negro, chapa con su nombre, el pelo recogido con un lápiz, coloca frascos en una balda. A un lado, Marisol, cincuenta y cinco años, cuenta cajas. Íñigo llega casi corriendo y se detiene delante del mostrador.)</w:t>
+        <w:t>(Nueve y veinte. La boutique de Tom Ford en la zona de perfumería, un pequeño espacio de cristal y madera oscura con focos y espejos. Detrás del mostrador, Noelia, treinta y un años, uniforme negro, chapa con su nombre, el pelo recogido con un lápiz, coloca frascos en una balda. A un lado, Marisol, cincuenta y cinco años, la jefa del equipo, cuenta cajas. Íñigo llega casi corriendo y se detiene delante del mostrador.)</w:t>
       </w:r>
     </w:p>
     <w:p>
@@ -613,7 +613,7 @@
           <w:color w:val="555555"/>
           <w:sz w:val="22"/>
         </w:rPr>
-        <w:t>(sin levantar la vista de la balda)</w:t>
+        <w:t>(colocando frascos en una balda, sin levantar la vista)</w:t>
       </w:r>
       <w:r>
         <w:rPr>
@@ -622,7 +622,7 @@
           <w:i w:val="0"/>
           <w:sz w:val="22"/>
         </w:rPr>
-        <w:t xml:space="preserve"> Buenos días. Si necesita algo, dígamelo.</w:t>
+        <w:t xml:space="preserve"> Buenos días y bienvenido a Tom Ford. Si necesita algo, dígamelo.</w:t>
       </w:r>
     </w:p>
     <w:p>
@@ -668,53 +668,7 @@
           <w:i w:val="0"/>
           <w:sz w:val="22"/>
         </w:rPr>
-        <w:t>¿El de Tom Ford?</w:t>
-      </w:r>
-    </w:p>
-    <w:p>
-      <w:pPr>
-        <w:spacing w:before="0" w:after="110" w:line="300" w:lineRule="auto"/>
-      </w:pPr>
-      <w:r>
-        <w:rPr>
-          <w:rFonts w:ascii="Times New Roman" w:hAnsi="Times New Roman" w:eastAsia="Malgun Gothic"/>
-          <w:b/>
-          <w:i w:val="0"/>
-          <w:sz w:val="22"/>
-        </w:rPr>
-        <w:t xml:space="preserve">Íñigo: </w:t>
-      </w:r>
-      <w:r>
-        <w:rPr>
-          <w:rFonts w:ascii="Times New Roman" w:hAnsi="Times New Roman" w:eastAsia="Malgun Gothic"/>
-          <w:b w:val="0"/>
-          <w:i w:val="0"/>
-          <w:sz w:val="22"/>
-        </w:rPr>
-        <w:t>Ese. Me han dicho que huele a mar.</w:t>
-      </w:r>
-    </w:p>
-    <w:p>
-      <w:pPr>
-        <w:spacing w:before="0" w:after="110" w:line="300" w:lineRule="auto"/>
-      </w:pPr>
-      <w:r>
-        <w:rPr>
-          <w:rFonts w:ascii="Times New Roman" w:hAnsi="Times New Roman" w:eastAsia="Malgun Gothic"/>
-          <w:b/>
-          <w:i w:val="0"/>
-          <w:sz w:val="22"/>
-        </w:rPr>
-        <w:t xml:space="preserve">Noelia: </w:t>
-      </w:r>
-      <w:r>
-        <w:rPr>
-          <w:rFonts w:ascii="Times New Roman" w:hAnsi="Times New Roman" w:eastAsia="Malgun Gothic"/>
-          <w:b w:val="0"/>
-          <w:i w:val="0"/>
-          <w:sz w:val="22"/>
-        </w:rPr>
-        <w:t xml:space="preserve">Huele a limón, a azahar y a verano en el Mediterráneo. </w:t>
+        <w:t xml:space="preserve">Sí, claro. </w:t>
       </w:r>
       <w:r>
         <w:rPr>
@@ -733,7 +687,7 @@
           <w:i w:val="0"/>
           <w:sz w:val="22"/>
         </w:rPr>
-        <w:t xml:space="preserve"> Pero se ha agotado. Ayer vendí el último.</w:t>
+        <w:t xml:space="preserve"> Perdone. Se ha agotado. Ayer vendí el último.</w:t>
       </w:r>
     </w:p>
     <w:p>
@@ -756,7 +710,7 @@
           <w:i w:val="0"/>
           <w:sz w:val="22"/>
         </w:rPr>
-        <w:t>Vaya. Qué mala suerte.</w:t>
+        <w:t>Vaya. Qué mala suerte. Me han dicho que huele a mar.</w:t>
       </w:r>
     </w:p>
     <w:p>
@@ -779,7 +733,7 @@
           <w:i w:val="0"/>
           <w:sz w:val="22"/>
         </w:rPr>
-        <w:t>Lo siento mucho. ¿Es para usted?</w:t>
+        <w:t>Huele a limón, a azahar y a verano en el Mediterráneo. Pero no se vaya todavía. Tengo dos alternativas.</w:t>
       </w:r>
     </w:p>
     <w:p>
@@ -802,7 +756,7 @@
           <w:i w:val="0"/>
           <w:sz w:val="22"/>
         </w:rPr>
-        <w:t>No, es para mi madre. Cumple años mañana.</w:t>
+        <w:t>Soy todo oídos.</w:t>
       </w:r>
     </w:p>
     <w:p>
@@ -825,7 +779,7 @@
           <w:i w:val="0"/>
           <w:sz w:val="22"/>
         </w:rPr>
-        <w:t>Entonces tiene que ser especial. ¿De cuánto tiempo dispone?</w:t>
+        <w:t>La primera es el Neroli Portofino Acqua. Es la versión más ligera, más fresca. La segunda es el Costa Azzurra, que huele a sal y a brisa de costa.</w:t>
       </w:r>
     </w:p>
     <w:p>
@@ -839,7 +793,7 @@
           <w:i w:val="0"/>
           <w:sz w:val="22"/>
         </w:rPr>
-        <w:t xml:space="preserve">Íñigo: </w:t>
+        <w:t xml:space="preserve">Noelia: </w:t>
       </w:r>
       <w:r>
         <w:rPr>
@@ -848,7 +802,7 @@
           <w:i w:val="0"/>
           <w:sz w:val="22"/>
         </w:rPr>
-        <w:t>De veinte minutos. Mi vuelo sale a las once y diez.</w:t>
+        <w:t>Depende de quién lo reciba. ¿Es para usted?</w:t>
       </w:r>
     </w:p>
     <w:p>
@@ -862,7 +816,7 @@
           <w:i w:val="0"/>
           <w:sz w:val="22"/>
         </w:rPr>
-        <w:t xml:space="preserve">Noelia: </w:t>
+        <w:t xml:space="preserve">Íñigo: </w:t>
       </w:r>
       <w:r>
         <w:rPr>
@@ -871,7 +825,7 @@
           <w:i w:val="0"/>
           <w:sz w:val="22"/>
         </w:rPr>
-        <w:t>Con veinte minutos, perfume. Con cinco, chocolate. Eso lo dice mi jefa.</w:t>
+        <w:t>No, es para mi madre. Cumple años mañana.</w:t>
       </w:r>
     </w:p>
     <w:p>
@@ -885,7 +839,7 @@
           <w:i w:val="0"/>
           <w:sz w:val="22"/>
         </w:rPr>
-        <w:t xml:space="preserve">Íñigo: </w:t>
+        <w:t xml:space="preserve">Noelia: </w:t>
       </w:r>
       <w:r>
         <w:rPr>
@@ -894,7 +848,7 @@
           <w:i w:val="0"/>
           <w:sz w:val="22"/>
         </w:rPr>
-        <w:t>Entonces me quedo con el perfume.</w:t>
+        <w:t>Entonces tiene que ser especial. ¿De cuánto tiempo dispone?</w:t>
       </w:r>
     </w:p>
     <w:p>
@@ -908,7 +862,7 @@
           <w:i w:val="0"/>
           <w:sz w:val="22"/>
         </w:rPr>
-        <w:t xml:space="preserve">Noelia: </w:t>
+        <w:t xml:space="preserve">Íñigo: </w:t>
       </w:r>
       <w:r>
         <w:rPr>
@@ -917,7 +871,7 @@
           <w:i w:val="0"/>
           <w:sz w:val="22"/>
         </w:rPr>
-        <w:t>Muy bien. No me diga qué le gusta a su madre. Dígame cómo es.</w:t>
+        <w:t>De veinte minutos. Mi vuelo sale a las once y diez.</w:t>
       </w:r>
     </w:p>
     <w:p>
@@ -931,7 +885,7 @@
           <w:i w:val="0"/>
           <w:sz w:val="22"/>
         </w:rPr>
-        <w:t xml:space="preserve">Íñigo: </w:t>
+        <w:t xml:space="preserve">Noelia: </w:t>
       </w:r>
       <w:r>
         <w:rPr>
@@ -940,7 +894,7 @@
           <w:i w:val="0"/>
           <w:sz w:val="22"/>
         </w:rPr>
-        <w:t>¿Cómo es?</w:t>
+        <w:t>Con veinte minutos, perfume. Con cinco, chocolate. Eso lo dice mi jefa.</w:t>
       </w:r>
     </w:p>
     <w:p>
@@ -954,7 +908,7 @@
           <w:i w:val="0"/>
           <w:sz w:val="22"/>
         </w:rPr>
-        <w:t xml:space="preserve">Noelia: </w:t>
+        <w:t xml:space="preserve">Íñigo: </w:t>
       </w:r>
       <w:r>
         <w:rPr>
@@ -963,7 +917,7 @@
           <w:i w:val="0"/>
           <w:sz w:val="22"/>
         </w:rPr>
-        <w:t>Sí. Si habla mucho o poco. Si sale o se queda en casa.</w:t>
+        <w:t>Entonces me quedo con el perfume.</w:t>
       </w:r>
     </w:p>
     <w:p>
@@ -977,7 +931,7 @@
           <w:i w:val="0"/>
           <w:sz w:val="22"/>
         </w:rPr>
-        <w:t xml:space="preserve">Íñigo: </w:t>
+        <w:t xml:space="preserve">Noelia: </w:t>
       </w:r>
       <w:r>
         <w:rPr>
@@ -987,7 +941,7 @@
           <w:color w:val="555555"/>
           <w:sz w:val="22"/>
         </w:rPr>
-        <w:t>(piensa)</w:t>
+        <w:t>(pulveriza dos tiras de papel y se las da)</w:t>
       </w:r>
       <w:r>
         <w:rPr>
@@ -996,7 +950,7 @@
           <w:i w:val="0"/>
           <w:sz w:val="22"/>
         </w:rPr>
-        <w:t xml:space="preserve"> Habla poco. Se queda en casa, pero siempre mira el mar por la ventana. Y hace una tortilla de bacalao que...</w:t>
+        <w:t xml:space="preserve"> Pruebe estas. Primero la Acqua y luego la otra. No se las ponga en la nariz, aléjelas un poco.</w:t>
       </w:r>
     </w:p>
     <w:p>
@@ -1010,16 +964,7 @@
           <w:i w:val="0"/>
           <w:sz w:val="22"/>
         </w:rPr>
-        <w:t xml:space="preserve">Noelia: </w:t>
-      </w:r>
-      <w:r>
-        <w:rPr>
-          <w:rFonts w:ascii="Times New Roman" w:hAnsi="Times New Roman" w:eastAsia="Malgun Gothic"/>
-          <w:b w:val="0"/>
-          <w:i w:val="0"/>
-          <w:sz w:val="22"/>
-        </w:rPr>
-        <w:t xml:space="preserve">Basta. Ya la conozco. </w:t>
+        <w:t xml:space="preserve">Íñigo: </w:t>
       </w:r>
       <w:r>
         <w:rPr>
@@ -1029,7 +974,7 @@
           <w:color w:val="555555"/>
           <w:sz w:val="22"/>
         </w:rPr>
-        <w:t>(saca un frasco y una tira de papel)</w:t>
+        <w:t>(huele la primera)</w:t>
       </w:r>
       <w:r>
         <w:rPr>
@@ -1038,7 +983,7 @@
           <w:i w:val="0"/>
           <w:sz w:val="22"/>
         </w:rPr>
-        <w:t xml:space="preserve"> Pruebe este. Se llama Oud Wood. No huele a mar, huele a madera y a especias. A casa de alguien que sabe esperar.</w:t>
+        <w:t xml:space="preserve"> Fresca. Cítrica. Como un limón en la playa.</w:t>
       </w:r>
     </w:p>
     <w:p>
@@ -1052,7 +997,7 @@
           <w:i w:val="0"/>
           <w:sz w:val="22"/>
         </w:rPr>
-        <w:t xml:space="preserve">Íñigo: </w:t>
+        <w:t xml:space="preserve">Noelia: </w:t>
       </w:r>
       <w:r>
         <w:rPr>
@@ -1061,7 +1006,7 @@
           <w:i w:val="0"/>
           <w:sz w:val="22"/>
         </w:rPr>
-        <w:t>¿Eso huele?</w:t>
+        <w:t>¿Y la segunda?</w:t>
       </w:r>
     </w:p>
     <w:p>
@@ -1075,16 +1020,7 @@
           <w:i w:val="0"/>
           <w:sz w:val="22"/>
         </w:rPr>
-        <w:t xml:space="preserve">Noelia: </w:t>
-      </w:r>
-      <w:r>
-        <w:rPr>
-          <w:rFonts w:ascii="Times New Roman" w:hAnsi="Times New Roman" w:eastAsia="Malgun Gothic"/>
-          <w:b w:val="0"/>
-          <w:i w:val="0"/>
-          <w:sz w:val="22"/>
-        </w:rPr>
-        <w:t xml:space="preserve">A mí me lo parece. </w:t>
+        <w:t xml:space="preserve">Íñigo: </w:t>
       </w:r>
       <w:r>
         <w:rPr>
@@ -1094,7 +1030,7 @@
           <w:color w:val="555555"/>
           <w:sz w:val="22"/>
         </w:rPr>
-        <w:t>(pulveriza la tira y se la da)</w:t>
+        <w:t>(huele la segunda)</w:t>
       </w:r>
       <w:r>
         <w:rPr>
@@ -1103,7 +1039,122 @@
           <w:i w:val="0"/>
           <w:sz w:val="22"/>
         </w:rPr>
-        <w:t xml:space="preserve"> No se la ponga en la nariz. Aléjela un poco.</w:t>
+        <w:t xml:space="preserve"> Esta sí huele a mar. A mar de verdad.</w:t>
+      </w:r>
+    </w:p>
+    <w:p>
+      <w:pPr>
+        <w:spacing w:before="0" w:after="110" w:line="300" w:lineRule="auto"/>
+      </w:pPr>
+      <w:r>
+        <w:rPr>
+          <w:rFonts w:ascii="Times New Roman" w:hAnsi="Times New Roman" w:eastAsia="Malgun Gothic"/>
+          <w:b/>
+          <w:i w:val="0"/>
+          <w:sz w:val="22"/>
+        </w:rPr>
+        <w:t xml:space="preserve">Noelia: </w:t>
+      </w:r>
+      <w:r>
+        <w:rPr>
+          <w:rFonts w:ascii="Times New Roman" w:hAnsi="Times New Roman" w:eastAsia="Malgun Gothic"/>
+          <w:b w:val="0"/>
+          <w:i w:val="0"/>
+          <w:sz w:val="22"/>
+        </w:rPr>
+        <w:t>Es el Costa Azzurra. Pero fíjese: es un mar de verano.</w:t>
+      </w:r>
+    </w:p>
+    <w:p>
+      <w:pPr>
+        <w:spacing w:before="0" w:after="110" w:line="300" w:lineRule="auto"/>
+      </w:pPr>
+      <w:r>
+        <w:rPr>
+          <w:rFonts w:ascii="Times New Roman" w:hAnsi="Times New Roman" w:eastAsia="Malgun Gothic"/>
+          <w:b/>
+          <w:i w:val="0"/>
+          <w:sz w:val="22"/>
+        </w:rPr>
+        <w:t xml:space="preserve">Íñigo: </w:t>
+      </w:r>
+      <w:r>
+        <w:rPr>
+          <w:rFonts w:ascii="Times New Roman" w:hAnsi="Times New Roman" w:eastAsia="Malgun Gothic"/>
+          <w:b w:val="0"/>
+          <w:i w:val="0"/>
+          <w:sz w:val="22"/>
+        </w:rPr>
+        <w:t>Y mi madre mira el mar desde la ventana en invierno.</w:t>
+      </w:r>
+    </w:p>
+    <w:p>
+      <w:pPr>
+        <w:spacing w:before="0" w:after="110" w:line="300" w:lineRule="auto"/>
+      </w:pPr>
+      <w:r>
+        <w:rPr>
+          <w:rFonts w:ascii="Times New Roman" w:hAnsi="Times New Roman" w:eastAsia="Malgun Gothic"/>
+          <w:b/>
+          <w:i w:val="0"/>
+          <w:sz w:val="22"/>
+        </w:rPr>
+        <w:t xml:space="preserve">Noelia: </w:t>
+      </w:r>
+      <w:r>
+        <w:rPr>
+          <w:rFonts w:ascii="Times New Roman" w:hAnsi="Times New Roman" w:eastAsia="Malgun Gothic"/>
+          <w:b w:val="0"/>
+          <w:i w:val="0"/>
+          <w:sz w:val="22"/>
+        </w:rPr>
+        <w:t>Entonces no le sirven. Cuénteme cómo es su madre. No me diga qué le gusta. Dígame cómo es.</w:t>
+      </w:r>
+    </w:p>
+    <w:p>
+      <w:pPr>
+        <w:spacing w:before="0" w:after="110" w:line="300" w:lineRule="auto"/>
+      </w:pPr>
+      <w:r>
+        <w:rPr>
+          <w:rFonts w:ascii="Times New Roman" w:hAnsi="Times New Roman" w:eastAsia="Malgun Gothic"/>
+          <w:b/>
+          <w:i w:val="0"/>
+          <w:sz w:val="22"/>
+        </w:rPr>
+        <w:t xml:space="preserve">Íñigo: </w:t>
+      </w:r>
+      <w:r>
+        <w:rPr>
+          <w:rFonts w:ascii="Times New Roman" w:hAnsi="Times New Roman" w:eastAsia="Malgun Gothic"/>
+          <w:b w:val="0"/>
+          <w:i w:val="0"/>
+          <w:sz w:val="22"/>
+        </w:rPr>
+        <w:t>¿Cómo es?</w:t>
+      </w:r>
+    </w:p>
+    <w:p>
+      <w:pPr>
+        <w:spacing w:before="0" w:after="110" w:line="300" w:lineRule="auto"/>
+      </w:pPr>
+      <w:r>
+        <w:rPr>
+          <w:rFonts w:ascii="Times New Roman" w:hAnsi="Times New Roman" w:eastAsia="Malgun Gothic"/>
+          <w:b/>
+          <w:i w:val="0"/>
+          <w:sz w:val="22"/>
+        </w:rPr>
+        <w:t xml:space="preserve">Noelia: </w:t>
+      </w:r>
+      <w:r>
+        <w:rPr>
+          <w:rFonts w:ascii="Times New Roman" w:hAnsi="Times New Roman" w:eastAsia="Malgun Gothic"/>
+          <w:b w:val="0"/>
+          <w:i w:val="0"/>
+          <w:sz w:val="22"/>
+        </w:rPr>
+        <w:t>Si habla mucho o poco. Si sale o se queda en casa.</w:t>
       </w:r>
     </w:p>
     <w:p>
@@ -1127,7 +1178,7 @@
           <w:color w:val="555555"/>
           <w:sz w:val="22"/>
         </w:rPr>
-        <w:t>(huele)</w:t>
+        <w:t>(piensa)</w:t>
       </w:r>
       <w:r>
         <w:rPr>
@@ -1136,7 +1187,7 @@
           <w:i w:val="0"/>
           <w:sz w:val="22"/>
         </w:rPr>
-        <w:t xml:space="preserve"> Es cálido. Y un poco dulce.</w:t>
+        <w:t xml:space="preserve"> Habla poco. Se queda en casa, pero siempre mira el mar por la ventana. Y hace una tortilla de bacalao que...</w:t>
       </w:r>
     </w:p>
     <w:p>
@@ -1159,7 +1210,26 @@
           <w:i w:val="0"/>
           <w:sz w:val="22"/>
         </w:rPr>
-        <w:t>Eso es lo primero que se huele. Son las notas de salida. Duran unos diez minutos. Después aparece el corazón y por último el fondo.</w:t>
+        <w:t xml:space="preserve">Basta. Ya la conozco. </w:t>
+      </w:r>
+      <w:r>
+        <w:rPr>
+          <w:rFonts w:ascii="Times New Roman" w:hAnsi="Times New Roman" w:eastAsia="Malgun Gothic"/>
+          <w:b w:val="0"/>
+          <w:i/>
+          <w:color w:val="555555"/>
+          <w:sz w:val="22"/>
+        </w:rPr>
+        <w:t>(saca un frasco y una tira de papel)</w:t>
+      </w:r>
+      <w:r>
+        <w:rPr>
+          <w:rFonts w:ascii="Times New Roman" w:hAnsi="Times New Roman" w:eastAsia="Malgun Gothic"/>
+          <w:b w:val="0"/>
+          <w:i w:val="0"/>
+          <w:sz w:val="22"/>
+        </w:rPr>
+        <w:t xml:space="preserve"> Tengo una tercera opción, que no es mar. Se llama Oud Wood. Huele a madera y a especias. A casa de alguien que sabe esperar.</w:t>
       </w:r>
     </w:p>
     <w:p>
@@ -1182,7 +1252,7 @@
           <w:i w:val="0"/>
           <w:sz w:val="22"/>
         </w:rPr>
-        <w:t>Notas de salida. Qué buen nombre para un aeropuerto.</w:t>
+        <w:t>¿Eso huele?</w:t>
       </w:r>
     </w:p>
     <w:p>
@@ -1205,7 +1275,17 @@
           <w:i w:val="0"/>
           <w:sz w:val="22"/>
         </w:rPr>
-        <w:t>Lo pensé el primer día que trabajé aquí.</w:t>
+        <w:t xml:space="preserve">A mí me lo parece. </w:t>
+      </w:r>
+      <w:r>
+        <w:rPr>
+          <w:rFonts w:ascii="Times New Roman" w:hAnsi="Times New Roman" w:eastAsia="Malgun Gothic"/>
+          <w:b w:val="0"/>
+          <w:i/>
+          <w:color w:val="555555"/>
+          <w:sz w:val="22"/>
+        </w:rPr>
+        <w:t>(pulveriza la tira y se la da)</w:t>
       </w:r>
     </w:p>
     <w:p>
@@ -1225,10 +1305,20 @@
         <w:rPr>
           <w:rFonts w:ascii="Times New Roman" w:hAnsi="Times New Roman" w:eastAsia="Malgun Gothic"/>
           <w:b w:val="0"/>
+          <w:i/>
+          <w:color w:val="555555"/>
+          <w:sz w:val="22"/>
+        </w:rPr>
+        <w:t>(huele)</w:t>
+      </w:r>
+      <w:r>
+        <w:rPr>
+          <w:rFonts w:ascii="Times New Roman" w:hAnsi="Times New Roman" w:eastAsia="Malgun Gothic"/>
+          <w:b w:val="0"/>
           <w:i w:val="0"/>
           <w:sz w:val="22"/>
         </w:rPr>
-        <w:t>¿Cuánto tiempo lleva en esta tienda?</w:t>
+        <w:t xml:space="preserve"> Es cálido. Y un poco dulce.</w:t>
       </w:r>
     </w:p>
     <w:p>
@@ -1251,7 +1341,7 @@
           <w:i w:val="0"/>
           <w:sz w:val="22"/>
         </w:rPr>
-        <w:t>Tres años. Y usted, ¿viaja mucho?</w:t>
+        <w:t>Eso es lo primero que se huele. Son las notas de salida. Duran unos diez minutos. Después aparece el corazón y por último el fondo.</w:t>
       </w:r>
     </w:p>
     <w:p>
@@ -1274,7 +1364,7 @@
           <w:i w:val="0"/>
           <w:sz w:val="22"/>
         </w:rPr>
-        <w:t>Cuarenta y un viajes el año pasado. Los conté.</w:t>
+        <w:t>Notas de salida. Qué buen nombre para un aeropuerto.</w:t>
       </w:r>
     </w:p>
     <w:p>
@@ -1297,7 +1387,7 @@
           <w:i w:val="0"/>
           <w:sz w:val="22"/>
         </w:rPr>
-        <w:t>Entonces conoce este pasillo mejor que yo.</w:t>
+        <w:t>Lo pensé el primer día que trabajé aquí.</w:t>
       </w:r>
     </w:p>
     <w:p>
@@ -1320,7 +1410,7 @@
           <w:i w:val="0"/>
           <w:sz w:val="22"/>
         </w:rPr>
-        <w:t>Conozco el pasillo. A usted no la había visto nunca.</w:t>
+        <w:t>Conozco este pasillo, pero a usted no la había visto nunca.</w:t>
       </w:r>
     </w:p>
     <w:p>
@@ -1545,53 +1635,7 @@
           <w:i w:val="0"/>
           <w:sz w:val="22"/>
         </w:rPr>
-        <w:t>¿Es usted del norte? Se le nota en el acento.</w:t>
-      </w:r>
-    </w:p>
-    <w:p>
-      <w:pPr>
-        <w:spacing w:before="0" w:after="110" w:line="300" w:lineRule="auto"/>
-      </w:pPr>
-      <w:r>
-        <w:rPr>
-          <w:rFonts w:ascii="Times New Roman" w:hAnsi="Times New Roman" w:eastAsia="Malgun Gothic"/>
-          <w:b/>
-          <w:i w:val="0"/>
-          <w:sz w:val="22"/>
-        </w:rPr>
-        <w:t xml:space="preserve">Íñigo: </w:t>
-      </w:r>
-      <w:r>
-        <w:rPr>
-          <w:rFonts w:ascii="Times New Roman" w:hAnsi="Times New Roman" w:eastAsia="Malgun Gothic"/>
-          <w:b w:val="0"/>
-          <w:i w:val="0"/>
-          <w:sz w:val="22"/>
-        </w:rPr>
-        <w:t>De Bilbao.</w:t>
-      </w:r>
-    </w:p>
-    <w:p>
-      <w:pPr>
-        <w:spacing w:before="0" w:after="110" w:line="300" w:lineRule="auto"/>
-      </w:pPr>
-      <w:r>
-        <w:rPr>
-          <w:rFonts w:ascii="Times New Roman" w:hAnsi="Times New Roman" w:eastAsia="Malgun Gothic"/>
-          <w:b/>
-          <w:i w:val="0"/>
-          <w:sz w:val="22"/>
-        </w:rPr>
-        <w:t xml:space="preserve">Marisol: </w:t>
-      </w:r>
-      <w:r>
-        <w:rPr>
-          <w:rFonts w:ascii="Times New Roman" w:hAnsi="Times New Roman" w:eastAsia="Malgun Gothic"/>
-          <w:b w:val="0"/>
-          <w:i w:val="0"/>
-          <w:sz w:val="22"/>
-        </w:rPr>
-        <w:t>Y esta es gallega, de Vigo. En esta tienda tenemos medio norte de España.</w:t>
+        <w:t>Se le nota en el acento que es del norte. Y esta es gallega, de Vigo. En esta tienda tenemos medio norte de España.</w:t>
       </w:r>
     </w:p>
     <w:p>
@@ -2458,29 +2502,6 @@
           <w:i w:val="0"/>
           <w:sz w:val="22"/>
         </w:rPr>
-        <w:t xml:space="preserve">Íñigo: </w:t>
-      </w:r>
-      <w:r>
-        <w:rPr>
-          <w:rFonts w:ascii="Times New Roman" w:hAnsi="Times New Roman" w:eastAsia="Malgun Gothic"/>
-          <w:b w:val="0"/>
-          <w:i w:val="0"/>
-          <w:sz w:val="22"/>
-        </w:rPr>
-        <w:t>¿Por encima?</w:t>
-      </w:r>
-    </w:p>
-    <w:p>
-      <w:pPr>
-        <w:spacing w:before="0" w:after="110" w:line="300" w:lineRule="auto"/>
-      </w:pPr>
-      <w:r>
-        <w:rPr>
-          <w:rFonts w:ascii="Times New Roman" w:hAnsi="Times New Roman" w:eastAsia="Malgun Gothic"/>
-          <w:b/>
-          <w:i w:val="0"/>
-          <w:sz w:val="22"/>
-        </w:rPr>
         <w:t xml:space="preserve">Noelia: </w:t>
       </w:r>
       <w:r>
@@ -3041,6 +3062,52 @@
           <w:sz w:val="22"/>
         </w:rPr>
         <w:t xml:space="preserve"> — 한국어 해설: "도와드릴까요?" / "필요하시면 말씀하세요." 상점에서 점원이 손님에게 쓰는 정중한 표현(usted). dígamelo = decir의 usted 명령형 + me + lo. 노엘리아가 이니고에게. 장면 2.</w:t>
+      </w:r>
+    </w:p>
+    <w:p>
+      <w:pPr>
+        <w:spacing w:before="0" w:after="120"/>
+      </w:pPr>
+      <w:r>
+        <w:rPr>
+          <w:rFonts w:ascii="Times New Roman" w:hAnsi="Times New Roman" w:eastAsia="Malgun Gothic"/>
+          <w:b/>
+          <w:i w:val="0"/>
+          <w:sz w:val="22"/>
+        </w:rPr>
+        <w:t>«Soy todo oídos»</w:t>
+      </w:r>
+      <w:r>
+        <w:rPr>
+          <w:rFonts w:ascii="Times New Roman" w:hAnsi="Times New Roman" w:eastAsia="Malgun Gothic"/>
+          <w:b w:val="0"/>
+          <w:i w:val="0"/>
+          <w:sz w:val="22"/>
+        </w:rPr>
+        <w:t xml:space="preserve"> — 한국어 해설: "귀 기울이고 있습니다 / 말씀해 보세요." 상대의 제안이나 이야기를 듣겠다는 관용구. 품절이라는 말에 이니고가 대안을 청하며. 장면 2.</w:t>
+      </w:r>
+    </w:p>
+    <w:p>
+      <w:pPr>
+        <w:spacing w:before="0" w:after="120"/>
+      </w:pPr>
+      <w:r>
+        <w:rPr>
+          <w:rFonts w:ascii="Times New Roman" w:hAnsi="Times New Roman" w:eastAsia="Malgun Gothic"/>
+          <w:b/>
+          <w:i w:val="0"/>
+          <w:sz w:val="22"/>
+        </w:rPr>
+        <w:t>«Tengo dos alternativas»</w:t>
+      </w:r>
+      <w:r>
+        <w:rPr>
+          <w:rFonts w:ascii="Times New Roman" w:hAnsi="Times New Roman" w:eastAsia="Malgun Gothic"/>
+          <w:b w:val="0"/>
+          <w:i w:val="0"/>
+          <w:sz w:val="22"/>
+        </w:rPr>
+        <w:t xml:space="preserve"> — 한국어 해설: "대안이 두 가지 있습니다." 점원이 품절 상황에서 손님을 놓치지 않는 말. 비슷한 말: «Le puedo ofrecer…», «Si quiere, le enseño otra opción». 노엘리아가. 장면 2.</w:t>
       </w:r>
     </w:p>
     <w:p>

--- a/마지막 탑승 안내/1부/1부_1화_출발의_노트.docx
+++ b/마지막 탑승 안내/1부/1부_1화_출발의_노트.docx
@@ -3375,7 +3375,7 @@
           <w:color w:val="555555"/>
           <w:sz w:val="22"/>
         </w:rPr>
-        <w:t>[1화 끝 — 다음 화 예고: 「대기 시간」, 도쿄 출장에서 돌아오는 환승이 세 시간 지연되고, 이니고는 평소 지나치기만 하던 면세 구역에서 노엘리아의 근무 시간을 처음으로 기다린다.]</w:t>
+        <w:t>[1화 끝 — 다음 화 예고: 「지연」, 도쿄행 비행기가 세 시간 늦어지고, 이니고는 '월요일이 아닌 날' 노엘리아의 퇴근 시간을 처음으로 기다린다.]</w:t>
       </w:r>
     </w:p>
     <w:sectPr>
